--- a/АП_ІК-11_Федоренко_ЛР-03.2.docx
+++ b/АП_ІК-11_Федоренко_ЛР-03.2.docx
@@ -304,14 +304,13 @@
       <w:r>
         <w:rPr>
           <w:rFonts w:ascii="Courier New" w:hAnsi="Courier New" w:cs="Courier New"/>
-          <w:noProof/>
           <w:sz w:val="20"/>
           <w:szCs w:val="20"/>
         </w:rPr>
         <w:drawing>
-          <wp:inline distT="0" distB="0" distL="0" distR="0" wp14:anchorId="0FBE0FAB" wp14:editId="2EA22EF0">
-            <wp:extent cx="2446020" cy="1099448"/>
-            <wp:effectExtent l="0" t="0" r="0" b="5715"/>
+          <wp:inline distT="0" distB="0" distL="0" distR="0" wp14:anchorId="7AA6BD56" wp14:editId="110E2279">
+            <wp:extent cx="3317847" cy="1718733"/>
+            <wp:effectExtent l="0" t="0" r="0" b="0"/>
             <wp:docPr id="1" name="Рисунок 1"/>
             <wp:cNvGraphicFramePr>
               <a:graphicFrameLocks xmlns:a="http://schemas.openxmlformats.org/drawingml/2006/main" noChangeAspect="1"/>
@@ -332,7 +331,7 @@
                   <pic:spPr>
                     <a:xfrm>
                       <a:off x="0" y="0"/>
-                      <a:ext cx="2464267" cy="1107650"/>
+                      <a:ext cx="3323114" cy="1721462"/>
                     </a:xfrm>
                     <a:prstGeom prst="rect">
                       <a:avLst/>
@@ -348,6 +347,7 @@
     <w:p>
       <w:pPr>
         <w:rPr>
+          <w:rStyle w:val="a3"/>
           <w:rFonts w:ascii="Courier New" w:hAnsi="Courier New" w:cs="Courier New"/>
           <w:sz w:val="20"/>
           <w:szCs w:val="20"/>
@@ -376,6 +376,70 @@
     <w:p>
       <w:pPr>
         <w:rPr>
+          <w:rStyle w:val="a3"/>
+          <w:rFonts w:ascii="Courier New" w:hAnsi="Courier New" w:cs="Courier New"/>
+          <w:sz w:val="20"/>
+          <w:szCs w:val="20"/>
+        </w:rPr>
+      </w:pPr>
+      <w:r>
+        <w:rPr>
+          <w:rFonts w:ascii="Courier New" w:hAnsi="Courier New" w:cs="Courier New"/>
+          <w:noProof/>
+          <w:color w:val="0563C1" w:themeColor="hyperlink"/>
+          <w:sz w:val="20"/>
+          <w:szCs w:val="20"/>
+        </w:rPr>
+        <w:lastRenderedPageBreak/>
+        <w:drawing>
+          <wp:inline distT="0" distB="0" distL="0" distR="0" wp14:anchorId="667EF3B1" wp14:editId="2D197B7B">
+            <wp:extent cx="6120765" cy="8574405"/>
+            <wp:effectExtent l="0" t="0" r="0" b="0"/>
+            <wp:docPr id="2" name="Графіка 2"/>
+            <wp:cNvGraphicFramePr>
+              <a:graphicFrameLocks xmlns:a="http://schemas.openxmlformats.org/drawingml/2006/main" noChangeAspect="1"/>
+            </wp:cNvGraphicFramePr>
+            <a:graphic xmlns:a="http://schemas.openxmlformats.org/drawingml/2006/main">
+              <a:graphicData uri="http://schemas.openxmlformats.org/drawingml/2006/picture">
+                <pic:pic xmlns:pic="http://schemas.openxmlformats.org/drawingml/2006/picture">
+                  <pic:nvPicPr>
+                    <pic:cNvPr id="2" name="Графіка 2"/>
+                    <pic:cNvPicPr/>
+                  </pic:nvPicPr>
+                  <pic:blipFill>
+                    <a:blip r:embed="rId6">
+                      <a:extLst>
+                        <a:ext uri="{28A0092B-C50C-407E-A947-70E740481C1C}">
+                          <a14:useLocalDpi xmlns:a14="http://schemas.microsoft.com/office/drawing/2010/main" val="0"/>
+                        </a:ext>
+                        <a:ext uri="{96DAC541-7B7A-43D3-8B79-37D633B846F1}">
+                          <asvg:svgBlip xmlns:asvg="http://schemas.microsoft.com/office/drawing/2016/SVG/main" r:embed="rId7"/>
+                        </a:ext>
+                      </a:extLst>
+                    </a:blip>
+                    <a:stretch>
+                      <a:fillRect/>
+                    </a:stretch>
+                  </pic:blipFill>
+                  <pic:spPr>
+                    <a:xfrm>
+                      <a:off x="0" y="0"/>
+                      <a:ext cx="6120765" cy="8574405"/>
+                    </a:xfrm>
+                    <a:prstGeom prst="rect">
+                      <a:avLst/>
+                    </a:prstGeom>
+                  </pic:spPr>
+                </pic:pic>
+              </a:graphicData>
+            </a:graphic>
+          </wp:inline>
+        </w:drawing>
+      </w:r>
+    </w:p>
+    <w:p>
+      <w:pPr>
+        <w:rPr>
           <w:rFonts w:ascii="Courier New" w:hAnsi="Courier New" w:cs="Courier New"/>
           <w:sz w:val="20"/>
           <w:szCs w:val="20"/>
@@ -402,6 +466,125 @@
         </w:rPr>
         <w:t>У ході роботи я навчився створювати розгалужені програми двома способами — з використанням скороченої та повної форм умов. Обидва варіанти дали однакові результати, що підтверджує правильність реалізації.</w:t>
       </w:r>
+    </w:p>
+    <w:p>
+      <w:pPr>
+        <w:rPr>
+          <w:rStyle w:val="a3"/>
+          <w:rFonts w:ascii="Courier New" w:hAnsi="Courier New" w:cs="Courier New"/>
+          <w:sz w:val="20"/>
+          <w:szCs w:val="20"/>
+        </w:rPr>
+      </w:pPr>
+    </w:p>
+    <w:p>
+      <w:pPr>
+        <w:rPr>
+          <w:rStyle w:val="a3"/>
+          <w:rFonts w:ascii="Courier New" w:hAnsi="Courier New" w:cs="Courier New"/>
+          <w:sz w:val="20"/>
+          <w:szCs w:val="20"/>
+        </w:rPr>
+      </w:pPr>
+    </w:p>
+    <w:p>
+      <w:pPr>
+        <w:rPr>
+          <w:rStyle w:val="a3"/>
+          <w:rFonts w:ascii="Courier New" w:hAnsi="Courier New" w:cs="Courier New"/>
+          <w:sz w:val="20"/>
+          <w:szCs w:val="20"/>
+        </w:rPr>
+      </w:pPr>
+    </w:p>
+    <w:p>
+      <w:pPr>
+        <w:rPr>
+          <w:rStyle w:val="a3"/>
+          <w:rFonts w:ascii="Courier New" w:hAnsi="Courier New" w:cs="Courier New"/>
+          <w:sz w:val="20"/>
+          <w:szCs w:val="20"/>
+        </w:rPr>
+      </w:pPr>
+    </w:p>
+    <w:p>
+      <w:pPr>
+        <w:rPr>
+          <w:rStyle w:val="a3"/>
+          <w:rFonts w:ascii="Courier New" w:hAnsi="Courier New" w:cs="Courier New"/>
+          <w:sz w:val="20"/>
+          <w:szCs w:val="20"/>
+        </w:rPr>
+      </w:pPr>
+    </w:p>
+    <w:p>
+      <w:pPr>
+        <w:rPr>
+          <w:rStyle w:val="a3"/>
+          <w:rFonts w:ascii="Courier New" w:hAnsi="Courier New" w:cs="Courier New"/>
+          <w:sz w:val="20"/>
+          <w:szCs w:val="20"/>
+        </w:rPr>
+      </w:pPr>
+    </w:p>
+    <w:p>
+      <w:pPr>
+        <w:rPr>
+          <w:rStyle w:val="a3"/>
+          <w:rFonts w:ascii="Courier New" w:hAnsi="Courier New" w:cs="Courier New"/>
+          <w:sz w:val="20"/>
+          <w:szCs w:val="20"/>
+        </w:rPr>
+      </w:pPr>
+    </w:p>
+    <w:p>
+      <w:pPr>
+        <w:rPr>
+          <w:rStyle w:val="a3"/>
+          <w:rFonts w:ascii="Courier New" w:hAnsi="Courier New" w:cs="Courier New"/>
+          <w:sz w:val="20"/>
+          <w:szCs w:val="20"/>
+        </w:rPr>
+      </w:pPr>
+    </w:p>
+    <w:p>
+      <w:pPr>
+        <w:rPr>
+          <w:rStyle w:val="a3"/>
+          <w:rFonts w:ascii="Courier New" w:hAnsi="Courier New" w:cs="Courier New"/>
+          <w:sz w:val="20"/>
+          <w:szCs w:val="20"/>
+        </w:rPr>
+      </w:pPr>
+    </w:p>
+    <w:p>
+      <w:pPr>
+        <w:rPr>
+          <w:rStyle w:val="a3"/>
+          <w:rFonts w:ascii="Courier New" w:hAnsi="Courier New" w:cs="Courier New"/>
+          <w:sz w:val="20"/>
+          <w:szCs w:val="20"/>
+        </w:rPr>
+      </w:pPr>
+    </w:p>
+    <w:p>
+      <w:pPr>
+        <w:rPr>
+          <w:rStyle w:val="a3"/>
+          <w:rFonts w:ascii="Courier New" w:hAnsi="Courier New" w:cs="Courier New"/>
+          <w:sz w:val="20"/>
+          <w:szCs w:val="20"/>
+        </w:rPr>
+      </w:pPr>
+    </w:p>
+    <w:p>
+      <w:pPr>
+        <w:rPr>
+          <w:rFonts w:ascii="Courier New" w:hAnsi="Courier New" w:cs="Courier New"/>
+          <w:sz w:val="20"/>
+          <w:szCs w:val="20"/>
+        </w:rPr>
+      </w:pPr>
     </w:p>
     <w:p>
       <w:pPr>
